--- a/Aulas HTML/Aula 04/documentos/Avaliação de páginas Web.docx
+++ b/Aulas HTML/Aula 04/documentos/Avaliação de páginas Web.docx
@@ -41,19 +41,7 @@
         <w:rPr>
           <w:rFonts w:ascii="Calibri" w:hAnsi="Calibri" w:cs="Calibri"/>
         </w:rPr>
-        <w:t xml:space="preserve"> essa atividade tem como objetivo a avaliação de páginas Web, identificando fatores em relação ao uso de HTML e práticas de desenvolvimento. Busca-se, a partir dessa avaliação, ampliar o conhecimento de cada estudante sobre o desenvolvimento </w:t>
-      </w:r>
-      <w:r>
-        <w:rPr>
-          <w:rFonts w:ascii="Calibri" w:hAnsi="Calibri" w:cs="Calibri"/>
-        </w:rPr>
-        <w:t>Web Front-End</w:t>
-      </w:r>
-      <w:r>
-        <w:rPr>
-          <w:rFonts w:ascii="Calibri" w:hAnsi="Calibri" w:cs="Calibri"/>
-        </w:rPr>
-        <w:t>.</w:t>
+        <w:t xml:space="preserve"> essa atividade tem como objetivo a avaliação de páginas Web, identificando fatores em relação ao uso de HTML e práticas de desenvolvimento. Busca-se, a partir dessa avaliação, ampliar o conhecimento de cada estudante sobre o desenvolvimento Web Front-End.</w:t>
       </w:r>
     </w:p>
     <w:p>
@@ -105,69 +93,7 @@
         <w:rPr>
           <w:rFonts w:ascii="Calibri" w:hAnsi="Calibri" w:cs="Calibri"/>
         </w:rPr>
-        <w:t xml:space="preserve">como </w:t>
-      </w:r>
-      <w:r>
-        <w:rPr>
-          <w:rFonts w:ascii="Calibri" w:hAnsi="Calibri" w:cs="Calibri"/>
-        </w:rPr>
-        <w:t>&lt;header&gt;, &lt;</w:t>
-      </w:r>
-      <w:proofErr w:type="spellStart"/>
-      <w:r>
-        <w:rPr>
-          <w:rFonts w:ascii="Calibri" w:hAnsi="Calibri" w:cs="Calibri"/>
-        </w:rPr>
-        <w:t>main</w:t>
-      </w:r>
-      <w:proofErr w:type="spellEnd"/>
-      <w:r>
-        <w:rPr>
-          <w:rFonts w:ascii="Calibri" w:hAnsi="Calibri" w:cs="Calibri"/>
-        </w:rPr>
-        <w:t>&gt;, &lt;</w:t>
-      </w:r>
-      <w:proofErr w:type="spellStart"/>
-      <w:r>
-        <w:rPr>
-          <w:rFonts w:ascii="Calibri" w:hAnsi="Calibri" w:cs="Calibri"/>
-        </w:rPr>
-        <w:t>article</w:t>
-      </w:r>
-      <w:proofErr w:type="spellEnd"/>
-      <w:r>
-        <w:rPr>
-          <w:rFonts w:ascii="Calibri" w:hAnsi="Calibri" w:cs="Calibri"/>
-        </w:rPr>
-        <w:t>&gt;, &lt;</w:t>
-      </w:r>
-      <w:proofErr w:type="spellStart"/>
-      <w:r>
-        <w:rPr>
-          <w:rFonts w:ascii="Calibri" w:hAnsi="Calibri" w:cs="Calibri"/>
-        </w:rPr>
-        <w:t>section</w:t>
-      </w:r>
-      <w:proofErr w:type="spellEnd"/>
-      <w:r>
-        <w:rPr>
-          <w:rFonts w:ascii="Calibri" w:hAnsi="Calibri" w:cs="Calibri"/>
-        </w:rPr>
-        <w:t>&gt; e &lt;</w:t>
-      </w:r>
-      <w:proofErr w:type="spellStart"/>
-      <w:r>
-        <w:rPr>
-          <w:rFonts w:ascii="Calibri" w:hAnsi="Calibri" w:cs="Calibri"/>
-        </w:rPr>
-        <w:t>footer</w:t>
-      </w:r>
-      <w:proofErr w:type="spellEnd"/>
-      <w:r>
-        <w:rPr>
-          <w:rFonts w:ascii="Calibri" w:hAnsi="Calibri" w:cs="Calibri"/>
-        </w:rPr>
-        <w:t>&gt; corretament</w:t>
+        <w:t>como &lt;header&gt;, &lt;main&gt;, &lt;article&gt;, &lt;section&gt; e &lt;footer&gt; corretament</w:t>
       </w:r>
       <w:r>
         <w:rPr>
@@ -231,21 +157,7 @@
         <w:rPr>
           <w:rFonts w:ascii="Calibri" w:hAnsi="Calibri" w:cs="Calibri"/>
         </w:rPr>
-        <w:t xml:space="preserve"> A página contém atributos como “</w:t>
-      </w:r>
-      <w:proofErr w:type="spellStart"/>
-      <w:r>
-        <w:rPr>
-          <w:rFonts w:ascii="Calibri" w:hAnsi="Calibri" w:cs="Calibri"/>
-        </w:rPr>
-        <w:t>alt</w:t>
-      </w:r>
-      <w:proofErr w:type="spellEnd"/>
-      <w:r>
-        <w:rPr>
-          <w:rFonts w:ascii="Calibri" w:hAnsi="Calibri" w:cs="Calibri"/>
-        </w:rPr>
-        <w:t xml:space="preserve">” em imagens e utiliza contrastes de cores adequados? </w:t>
+        <w:t xml:space="preserve"> A página contém atributos como “alt” em imagens e utiliza contrastes de cores adequados? </w:t>
       </w:r>
     </w:p>
     <w:p>
@@ -285,7 +197,6 @@
           <w:numId w:val="1"/>
         </w:numPr>
         <w:spacing w:line="240" w:lineRule="auto"/>
-        <w:ind w:left="714" w:hanging="357"/>
         <w:contextualSpacing w:val="0"/>
         <w:rPr>
           <w:rFonts w:ascii="Calibri" w:hAnsi="Calibri" w:cs="Calibri"/>
@@ -303,49 +214,605 @@
         <w:rPr>
           <w:rFonts w:ascii="Calibri" w:hAnsi="Calibri" w:cs="Calibri"/>
         </w:rPr>
-        <w:t xml:space="preserve"> A página é responsiva e funciona bem em diferentes dispositivos? Para isso, utilize o recurso disponível na ferramenta do desenvolvedor. DICA: Usar o atalho de teclado </w:t>
-      </w:r>
-      <w:proofErr w:type="spellStart"/>
-      <w:r>
-        <w:rPr>
-          <w:rFonts w:ascii="Calibri" w:hAnsi="Calibri" w:cs="Calibri"/>
-        </w:rPr>
-        <w:t>Ctrl+Shift+I</w:t>
-      </w:r>
-      <w:proofErr w:type="spellEnd"/>
-      <w:r>
-        <w:rPr>
-          <w:rFonts w:ascii="Calibri" w:hAnsi="Calibri" w:cs="Calibri"/>
-        </w:rPr>
-        <w:t xml:space="preserve"> (Windows/Linux) e usar a aba “</w:t>
-      </w:r>
-      <w:proofErr w:type="spellStart"/>
-      <w:r>
-        <w:rPr>
-          <w:rFonts w:ascii="Calibri" w:hAnsi="Calibri" w:cs="Calibri"/>
-        </w:rPr>
-        <w:t>Toggle</w:t>
-      </w:r>
-      <w:proofErr w:type="spellEnd"/>
-      <w:r>
-        <w:rPr>
-          <w:rFonts w:ascii="Calibri" w:hAnsi="Calibri" w:cs="Calibri"/>
-        </w:rPr>
-        <w:t xml:space="preserve"> device toolbar” (</w:t>
-      </w:r>
-      <w:proofErr w:type="spellStart"/>
-      <w:r>
-        <w:rPr>
-          <w:rFonts w:ascii="Calibri" w:hAnsi="Calibri" w:cs="Calibri"/>
+        <w:t xml:space="preserve"> A página é responsiva e funciona bem em diferentes dispositivos? Para isso, utilize o recurso disponível na ferramenta do desenvolvedor</w:t>
+      </w:r>
+      <w:r>
+        <w:rPr>
+          <w:rFonts w:ascii="Calibri" w:hAnsi="Calibri" w:cs="Calibri"/>
+        </w:rPr>
+        <w:t>:</w:t>
+      </w:r>
+    </w:p>
+    <w:p>
+      <w:pPr>
+        <w:pStyle w:val="PargrafodaLista"/>
+        <w:numPr>
+          <w:ilvl w:val="1"/>
+          <w:numId w:val="1"/>
+        </w:numPr>
+        <w:spacing w:line="240" w:lineRule="auto"/>
+        <w:contextualSpacing w:val="0"/>
+        <w:rPr>
+          <w:rFonts w:ascii="Calibri" w:hAnsi="Calibri" w:cs="Calibri"/>
+        </w:rPr>
+      </w:pPr>
+      <w:r>
+        <w:rPr>
+          <w:rFonts w:ascii="Calibri" w:hAnsi="Calibri" w:cs="Calibri"/>
+        </w:rPr>
+        <w:t xml:space="preserve">Use </w:t>
+      </w:r>
+      <w:r>
+        <w:rPr>
+          <w:rFonts w:ascii="Calibri" w:hAnsi="Calibri" w:cs="Calibri"/>
+          <w:i/>
+          <w:iCs/>
+        </w:rPr>
+        <w:t>Ctrl+Shift</w:t>
+      </w:r>
+      <w:r>
+        <w:rPr>
+          <w:rFonts w:ascii="Calibri" w:hAnsi="Calibri" w:cs="Calibri"/>
+          <w:i/>
+          <w:iCs/>
+        </w:rPr>
+        <w:t>+I</w:t>
+      </w:r>
+      <w:r>
+        <w:rPr>
+          <w:rFonts w:ascii="Calibri" w:hAnsi="Calibri" w:cs="Calibri"/>
+        </w:rPr>
+        <w:t xml:space="preserve"> </w:t>
+      </w:r>
+      <w:r>
+        <w:rPr>
+          <w:rFonts w:ascii="Calibri" w:hAnsi="Calibri" w:cs="Calibri"/>
+        </w:rPr>
+        <w:t xml:space="preserve">ou </w:t>
+      </w:r>
+      <w:r>
+        <w:rPr>
+          <w:rFonts w:ascii="Calibri" w:hAnsi="Calibri" w:cs="Calibri"/>
+          <w:i/>
+          <w:iCs/>
+        </w:rPr>
+        <w:t>botão</w:t>
+      </w:r>
+      <w:r>
+        <w:rPr>
+          <w:rFonts w:ascii="Calibri" w:hAnsi="Calibri" w:cs="Calibri"/>
+          <w:i/>
+          <w:iCs/>
+        </w:rPr>
+        <w:t>_</w:t>
+      </w:r>
+      <w:r>
+        <w:rPr>
+          <w:rFonts w:ascii="Calibri" w:hAnsi="Calibri" w:cs="Calibri"/>
+          <w:i/>
+          <w:iCs/>
+        </w:rPr>
+        <w:t>direito</w:t>
+      </w:r>
+      <w:r>
+        <w:rPr>
+          <w:rFonts w:ascii="Calibri" w:hAnsi="Calibri" w:cs="Calibri"/>
+          <w:i/>
+          <w:iCs/>
+        </w:rPr>
+        <w:t>_</w:t>
+      </w:r>
+      <w:r>
+        <w:rPr>
+          <w:rFonts w:ascii="Calibri" w:hAnsi="Calibri" w:cs="Calibri"/>
+          <w:i/>
+          <w:iCs/>
+        </w:rPr>
+        <w:t>do</w:t>
+      </w:r>
+      <w:r>
+        <w:rPr>
+          <w:rFonts w:ascii="Calibri" w:hAnsi="Calibri" w:cs="Calibri"/>
+          <w:i/>
+          <w:iCs/>
+        </w:rPr>
+        <w:t>+</w:t>
+      </w:r>
+      <w:r>
+        <w:rPr>
+          <w:rFonts w:ascii="Calibri" w:hAnsi="Calibri" w:cs="Calibri"/>
+          <w:i/>
+          <w:iCs/>
+        </w:rPr>
+        <w:t>mouse + Inspecionar</w:t>
+      </w:r>
+      <w:r>
+        <w:rPr>
+          <w:rFonts w:ascii="Calibri" w:hAnsi="Calibri" w:cs="Calibri"/>
+        </w:rPr>
+        <w:t>;</w:t>
+      </w:r>
+    </w:p>
+    <w:p>
+      <w:pPr>
+        <w:pStyle w:val="PargrafodaLista"/>
+        <w:numPr>
+          <w:ilvl w:val="1"/>
+          <w:numId w:val="1"/>
+        </w:numPr>
+        <w:spacing w:line="240" w:lineRule="auto"/>
+        <w:contextualSpacing w:val="0"/>
+        <w:rPr>
+          <w:rFonts w:ascii="Calibri" w:hAnsi="Calibri" w:cs="Calibri"/>
+        </w:rPr>
+      </w:pPr>
+      <w:r>
+        <w:rPr>
+          <w:rFonts w:ascii="Calibri" w:hAnsi="Calibri" w:cs="Calibri"/>
+        </w:rPr>
+        <w:t xml:space="preserve">Depois de abrir a página de Inspeção, use </w:t>
+      </w:r>
+      <w:r>
+        <w:rPr>
+          <w:rFonts w:ascii="Calibri" w:hAnsi="Calibri" w:cs="Calibri"/>
+          <w:i/>
         </w:rPr>
         <w:t>Ctrl+Shift+M</w:t>
       </w:r>
-      <w:proofErr w:type="spellEnd"/>
-      <w:r>
-        <w:rPr>
-          <w:rFonts w:ascii="Calibri" w:hAnsi="Calibri" w:cs="Calibri"/>
-        </w:rPr>
-        <w:t xml:space="preserve">) para testar a responsividade da página em diferentes tamanhos de tela. </w:t>
+      <w:r>
+        <w:rPr>
+          <w:rFonts w:ascii="Calibri" w:hAnsi="Calibri" w:cs="Calibri"/>
+          <w:iCs/>
+        </w:rPr>
+        <w:t xml:space="preserve"> para </w:t>
+      </w:r>
+      <w:r>
+        <w:rPr>
+          <w:rFonts w:ascii="Calibri" w:hAnsi="Calibri" w:cs="Calibri"/>
+          <w:i/>
+        </w:rPr>
+        <w:t>alternar</w:t>
+      </w:r>
+      <w:r>
+        <w:rPr>
+          <w:rFonts w:ascii="Calibri" w:hAnsi="Calibri" w:cs="Calibri"/>
+          <w:i/>
+        </w:rPr>
+        <w:t xml:space="preserve"> para a barra de ferramenta de dispositivo</w:t>
+      </w:r>
+      <w:r>
+        <w:rPr>
+          <w:rFonts w:ascii="Calibri" w:hAnsi="Calibri" w:cs="Calibri"/>
+          <w:iCs/>
+        </w:rPr>
+        <w:t>, e então verificar as opções de responsividade:</w:t>
+      </w:r>
+    </w:p>
+    <w:p>
+      <w:pPr>
+        <w:spacing w:line="240" w:lineRule="auto"/>
+        <w:jc w:val="center"/>
+        <w:rPr>
+          <w:rFonts w:ascii="Calibri" w:hAnsi="Calibri" w:cs="Calibri"/>
+        </w:rPr>
+      </w:pPr>
+      <w:r>
+        <w:rPr>
+          <w:rFonts w:ascii="Calibri" w:hAnsi="Calibri" w:cs="Calibri"/>
+          <w:noProof/>
+        </w:rPr>
+        <mc:AlternateContent>
+          <mc:Choice Requires="wps">
+            <w:drawing>
+              <wp:anchor distT="0" distB="0" distL="114300" distR="114300" simplePos="0" relativeHeight="251662336" behindDoc="0" locked="0" layoutInCell="1" allowOverlap="1" wp14:anchorId="36B0E767" wp14:editId="600057B4">
+                <wp:simplePos x="0" y="0"/>
+                <wp:positionH relativeFrom="column">
+                  <wp:posOffset>1151835</wp:posOffset>
+                </wp:positionH>
+                <wp:positionV relativeFrom="paragraph">
+                  <wp:posOffset>-1050</wp:posOffset>
+                </wp:positionV>
+                <wp:extent cx="484505" cy="452837"/>
+                <wp:effectExtent l="19050" t="19050" r="10795" b="23495"/>
+                <wp:wrapNone/>
+                <wp:docPr id="1585527137" name="Elipse 1"/>
+                <wp:cNvGraphicFramePr/>
+                <a:graphic xmlns:a="http://schemas.openxmlformats.org/drawingml/2006/main">
+                  <a:graphicData uri="http://schemas.microsoft.com/office/word/2010/wordprocessingShape">
+                    <wps:wsp>
+                      <wps:cNvSpPr/>
+                      <wps:spPr>
+                        <a:xfrm>
+                          <a:off x="0" y="0"/>
+                          <a:ext cx="484505" cy="452837"/>
+                        </a:xfrm>
+                        <a:prstGeom prst="ellipse">
+                          <a:avLst/>
+                        </a:prstGeom>
+                        <a:noFill/>
+                        <a:ln w="38100">
+                          <a:solidFill>
+                            <a:srgbClr val="EE0000"/>
+                          </a:solidFill>
+                          <a:prstDash val="dash"/>
+                          <a:extLst>
+                            <a:ext uri="{C807C97D-BFC1-408E-A445-0C87EB9F89A2}">
+                              <ask:lineSketchStyleProps xmlns:ask="http://schemas.microsoft.com/office/drawing/2018/sketchyshapes" sd="1219033472">
+                                <a:custGeom>
+                                  <a:avLst/>
+                                  <a:gdLst>
+                                    <a:gd name="csX0" fmla="*/ 0 w 485030"/>
+                                    <a:gd name="csY0" fmla="*/ 294198 h 588396"/>
+                                    <a:gd name="csX1" fmla="*/ 242515 w 485030"/>
+                                    <a:gd name="csY1" fmla="*/ 0 h 588396"/>
+                                    <a:gd name="csX2" fmla="*/ 485030 w 485030"/>
+                                    <a:gd name="csY2" fmla="*/ 294198 h 588396"/>
+                                    <a:gd name="csX3" fmla="*/ 242515 w 485030"/>
+                                    <a:gd name="csY3" fmla="*/ 588396 h 588396"/>
+                                    <a:gd name="csX4" fmla="*/ 0 w 485030"/>
+                                    <a:gd name="csY4" fmla="*/ 294198 h 588396"/>
+                                  </a:gdLst>
+                                  <a:ahLst/>
+                                  <a:cxnLst>
+                                    <a:cxn ang="0">
+                                      <a:pos x="csX0" y="csY0"/>
+                                    </a:cxn>
+                                    <a:cxn ang="0">
+                                      <a:pos x="csX1" y="csY1"/>
+                                    </a:cxn>
+                                    <a:cxn ang="0">
+                                      <a:pos x="csX2" y="csY2"/>
+                                    </a:cxn>
+                                    <a:cxn ang="0">
+                                      <a:pos x="csX3" y="csY3"/>
+                                    </a:cxn>
+                                    <a:cxn ang="0">
+                                      <a:pos x="csX4" y="csY4"/>
+                                    </a:cxn>
+                                  </a:cxnLst>
+                                  <a:rect l="l" t="t" r="r" b="b"/>
+                                  <a:pathLst>
+                                    <a:path w="485030" h="588396" extrusionOk="0">
+                                      <a:moveTo>
+                                        <a:pt x="0" y="294198"/>
+                                      </a:moveTo>
+                                      <a:cubicBezTo>
+                                        <a:pt x="-11547" y="124594"/>
+                                        <a:pt x="99022" y="3587"/>
+                                        <a:pt x="242515" y="0"/>
+                                      </a:cubicBezTo>
+                                      <a:cubicBezTo>
+                                        <a:pt x="404963" y="6002"/>
+                                        <a:pt x="464409" y="132373"/>
+                                        <a:pt x="485030" y="294198"/>
+                                      </a:cubicBezTo>
+                                      <a:cubicBezTo>
+                                        <a:pt x="476337" y="465168"/>
+                                        <a:pt x="372627" y="609537"/>
+                                        <a:pt x="242515" y="588396"/>
+                                      </a:cubicBezTo>
+                                      <a:cubicBezTo>
+                                        <a:pt x="91252" y="578917"/>
+                                        <a:pt x="17883" y="465223"/>
+                                        <a:pt x="0" y="294198"/>
+                                      </a:cubicBezTo>
+                                      <a:close/>
+                                    </a:path>
+                                  </a:pathLst>
+                                </a:custGeom>
+                                <ask:type>
+                                  <ask:lineSketchNone/>
+                                </ask:type>
+                              </ask:lineSketchStyleProps>
+                            </a:ext>
+                          </a:extLst>
+                        </a:ln>
+                      </wps:spPr>
+                      <wps:style>
+                        <a:lnRef idx="2">
+                          <a:schemeClr val="accent1">
+                            <a:shade val="15000"/>
+                          </a:schemeClr>
+                        </a:lnRef>
+                        <a:fillRef idx="1">
+                          <a:schemeClr val="accent1"/>
+                        </a:fillRef>
+                        <a:effectRef idx="0">
+                          <a:schemeClr val="accent1"/>
+                        </a:effectRef>
+                        <a:fontRef idx="minor">
+                          <a:schemeClr val="lt1"/>
+                        </a:fontRef>
+                      </wps:style>
+                      <wps:bodyPr rot="0" spcFirstLastPara="0" vertOverflow="overflow" horzOverflow="overflow" vert="horz" wrap="square" lIns="91440" tIns="45720" rIns="91440" bIns="45720" numCol="1" spcCol="0" rtlCol="0" fromWordArt="0" anchor="ctr" anchorCtr="0" forceAA="0" compatLnSpc="1">
+                        <a:prstTxWarp prst="textNoShape">
+                          <a:avLst/>
+                        </a:prstTxWarp>
+                        <a:noAutofit/>
+                      </wps:bodyPr>
+                    </wps:wsp>
+                  </a:graphicData>
+                </a:graphic>
+                <wp14:sizeRelV relativeFrom="margin">
+                  <wp14:pctHeight>0</wp14:pctHeight>
+                </wp14:sizeRelV>
+              </wp:anchor>
+            </w:drawing>
+          </mc:Choice>
+          <mc:Fallback>
+            <w:pict>
+              <v:oval w14:anchorId="3AB2BDAD" id="Elipse 1" o:spid="_x0000_s1026" style="position:absolute;margin-left:90.7pt;margin-top:-.1pt;width:38.15pt;height:35.65pt;z-index:251662336;visibility:visible;mso-wrap-style:square;mso-height-percent:0;mso-wrap-distance-left:9pt;mso-wrap-distance-top:0;mso-wrap-distance-right:9pt;mso-wrap-distance-bottom:0;mso-position-horizontal:absolute;mso-position-horizontal-relative:text;mso-position-vertical:absolute;mso-position-vertical-relative:text;mso-height-percent:0;mso-height-relative:margin;v-text-anchor:middle" o:gfxdata="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" filled="f" strokecolor="#e00" strokeweight="3pt">
+                <v:stroke dashstyle="dash" joinstyle="miter"/>
+              </v:oval>
+            </w:pict>
+          </mc:Fallback>
+        </mc:AlternateContent>
+      </w:r>
+      <w:r>
+        <w:rPr>
+          <w:rFonts w:ascii="Calibri" w:hAnsi="Calibri" w:cs="Calibri"/>
+          <w:noProof/>
+        </w:rPr>
+        <mc:AlternateContent>
+          <mc:Choice Requires="wps">
+            <w:drawing>
+              <wp:anchor distT="0" distB="0" distL="114300" distR="114300" simplePos="0" relativeHeight="251660288" behindDoc="0" locked="0" layoutInCell="1" allowOverlap="1" wp14:anchorId="17947B97" wp14:editId="32145E56">
+                <wp:simplePos x="0" y="0"/>
+                <wp:positionH relativeFrom="column">
+                  <wp:posOffset>1538577</wp:posOffset>
+                </wp:positionH>
+                <wp:positionV relativeFrom="paragraph">
+                  <wp:posOffset>381138</wp:posOffset>
+                </wp:positionV>
+                <wp:extent cx="4063117" cy="310101"/>
+                <wp:effectExtent l="19050" t="19050" r="13970" b="13970"/>
+                <wp:wrapNone/>
+                <wp:docPr id="1999287982" name="Retângulo 2"/>
+                <wp:cNvGraphicFramePr/>
+                <a:graphic xmlns:a="http://schemas.openxmlformats.org/drawingml/2006/main">
+                  <a:graphicData uri="http://schemas.microsoft.com/office/word/2010/wordprocessingShape">
+                    <wps:wsp>
+                      <wps:cNvSpPr/>
+                      <wps:spPr>
+                        <a:xfrm>
+                          <a:off x="0" y="0"/>
+                          <a:ext cx="4063117" cy="310101"/>
+                        </a:xfrm>
+                        <a:prstGeom prst="rect">
+                          <a:avLst/>
+                        </a:prstGeom>
+                        <a:solidFill>
+                          <a:srgbClr val="FFFF00">
+                            <a:alpha val="0"/>
+                          </a:srgbClr>
+                        </a:solidFill>
+                        <a:ln w="38100">
+                          <a:solidFill>
+                            <a:srgbClr val="FFFF00"/>
+                          </a:solidFill>
+                          <a:prstDash val="dash"/>
+                        </a:ln>
+                      </wps:spPr>
+                      <wps:style>
+                        <a:lnRef idx="2">
+                          <a:schemeClr val="accent1">
+                            <a:shade val="15000"/>
+                          </a:schemeClr>
+                        </a:lnRef>
+                        <a:fillRef idx="1">
+                          <a:schemeClr val="accent1"/>
+                        </a:fillRef>
+                        <a:effectRef idx="0">
+                          <a:schemeClr val="accent1"/>
+                        </a:effectRef>
+                        <a:fontRef idx="minor">
+                          <a:schemeClr val="lt1"/>
+                        </a:fontRef>
+                      </wps:style>
+                      <wps:bodyPr rot="0" spcFirstLastPara="0" vertOverflow="overflow" horzOverflow="overflow" vert="horz" wrap="square" lIns="91440" tIns="45720" rIns="91440" bIns="45720" numCol="1" spcCol="0" rtlCol="0" fromWordArt="0" anchor="ctr" anchorCtr="0" forceAA="0" compatLnSpc="1">
+                        <a:prstTxWarp prst="textNoShape">
+                          <a:avLst/>
+                        </a:prstTxWarp>
+                        <a:noAutofit/>
+                      </wps:bodyPr>
+                    </wps:wsp>
+                  </a:graphicData>
+                </a:graphic>
+              </wp:anchor>
+            </w:drawing>
+          </mc:Choice>
+          <mc:Fallback>
+            <w:pict>
+              <v:rect w14:anchorId="511EF791" id="Retângulo 2" o:spid="_x0000_s1026" style="position:absolute;margin-left:121.15pt;margin-top:30pt;width:319.95pt;height:24.4pt;z-index:251660288;visibility:visible;mso-wrap-style:square;mso-wrap-distance-left:9pt;mso-wrap-distance-top:0;mso-wrap-distance-right:9pt;mso-wrap-distance-bottom:0;mso-position-horizontal:absolute;mso-position-horizontal-relative:text;mso-position-vertical:absolute;mso-position-vertical-relative:text;v-text-anchor:middle" o:gfxdata="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" fillcolor="yellow" strokecolor="yellow" strokeweight="3pt">
+                <v:fill opacity="0"/>
+                <v:stroke dashstyle="dash"/>
+              </v:rect>
+            </w:pict>
+          </mc:Fallback>
+        </mc:AlternateContent>
+      </w:r>
+      <w:r>
+        <w:rPr>
+          <w:rFonts w:ascii="Calibri" w:hAnsi="Calibri" w:cs="Calibri"/>
+        </w:rPr>
+        <w:drawing>
+          <wp:inline distT="0" distB="0" distL="0" distR="0" wp14:anchorId="527D5C10" wp14:editId="2E41A6DC">
+            <wp:extent cx="5010849" cy="895475"/>
+            <wp:effectExtent l="0" t="0" r="0" b="0"/>
+            <wp:docPr id="930722527" name="Imagem 1"/>
+            <wp:cNvGraphicFramePr>
+              <a:graphicFrameLocks xmlns:a="http://schemas.openxmlformats.org/drawingml/2006/main" noChangeAspect="1"/>
+            </wp:cNvGraphicFramePr>
+            <a:graphic xmlns:a="http://schemas.openxmlformats.org/drawingml/2006/main">
+              <a:graphicData uri="http://schemas.openxmlformats.org/drawingml/2006/picture">
+                <pic:pic xmlns:pic="http://schemas.openxmlformats.org/drawingml/2006/picture">
+                  <pic:nvPicPr>
+                    <pic:cNvPr id="930722527" name=""/>
+                    <pic:cNvPicPr/>
+                  </pic:nvPicPr>
+                  <pic:blipFill>
+                    <a:blip r:embed="rId5"/>
+                    <a:stretch>
+                      <a:fillRect/>
+                    </a:stretch>
+                  </pic:blipFill>
+                  <pic:spPr>
+                    <a:xfrm>
+                      <a:off x="0" y="0"/>
+                      <a:ext cx="5010849" cy="895475"/>
+                    </a:xfrm>
+                    <a:prstGeom prst="rect">
+                      <a:avLst/>
+                    </a:prstGeom>
+                  </pic:spPr>
+                </pic:pic>
+              </a:graphicData>
+            </a:graphic>
+          </wp:inline>
+        </w:drawing>
+      </w:r>
+    </w:p>
+    <w:p>
+      <w:pPr>
+        <w:spacing w:line="240" w:lineRule="auto"/>
+        <w:rPr>
+          <w:rFonts w:ascii="Calibri" w:hAnsi="Calibri" w:cs="Calibri"/>
+        </w:rPr>
+      </w:pPr>
+      <w:r>
+        <w:rPr>
+          <w:rFonts w:ascii="Calibri" w:hAnsi="Calibri" w:cs="Calibri"/>
+          <w:noProof/>
+        </w:rPr>
+        <mc:AlternateContent>
+          <mc:Choice Requires="wps">
+            <w:drawing>
+              <wp:anchor distT="0" distB="0" distL="114300" distR="114300" simplePos="0" relativeHeight="251664384" behindDoc="0" locked="0" layoutInCell="1" allowOverlap="1" wp14:anchorId="1162F9D1" wp14:editId="1C23CF4D">
+                <wp:simplePos x="0" y="0"/>
+                <wp:positionH relativeFrom="column">
+                  <wp:posOffset>818155</wp:posOffset>
+                </wp:positionH>
+                <wp:positionV relativeFrom="paragraph">
+                  <wp:posOffset>277882</wp:posOffset>
+                </wp:positionV>
+                <wp:extent cx="4934613" cy="310101"/>
+                <wp:effectExtent l="19050" t="19050" r="18415" b="13970"/>
+                <wp:wrapNone/>
+                <wp:docPr id="1024889769" name="Retângulo 2"/>
+                <wp:cNvGraphicFramePr/>
+                <a:graphic xmlns:a="http://schemas.openxmlformats.org/drawingml/2006/main">
+                  <a:graphicData uri="http://schemas.microsoft.com/office/word/2010/wordprocessingShape">
+                    <wps:wsp>
+                      <wps:cNvSpPr/>
+                      <wps:spPr>
+                        <a:xfrm>
+                          <a:off x="0" y="0"/>
+                          <a:ext cx="4934613" cy="310101"/>
+                        </a:xfrm>
+                        <a:prstGeom prst="rect">
+                          <a:avLst/>
+                        </a:prstGeom>
+                        <a:solidFill>
+                          <a:srgbClr val="EE0000">
+                            <a:alpha val="0"/>
+                          </a:srgbClr>
+                        </a:solidFill>
+                        <a:ln w="38100">
+                          <a:solidFill>
+                            <a:srgbClr val="EE0000"/>
+                          </a:solidFill>
+                          <a:prstDash val="dash"/>
+                        </a:ln>
+                      </wps:spPr>
+                      <wps:style>
+                        <a:lnRef idx="2">
+                          <a:schemeClr val="accent1">
+                            <a:shade val="15000"/>
+                          </a:schemeClr>
+                        </a:lnRef>
+                        <a:fillRef idx="1">
+                          <a:schemeClr val="accent1"/>
+                        </a:fillRef>
+                        <a:effectRef idx="0">
+                          <a:schemeClr val="accent1"/>
+                        </a:effectRef>
+                        <a:fontRef idx="minor">
+                          <a:schemeClr val="lt1"/>
+                        </a:fontRef>
+                      </wps:style>
+                      <wps:bodyPr rot="0" spcFirstLastPara="0" vertOverflow="overflow" horzOverflow="overflow" vert="horz" wrap="square" lIns="91440" tIns="45720" rIns="91440" bIns="45720" numCol="1" spcCol="0" rtlCol="0" fromWordArt="0" anchor="ctr" anchorCtr="0" forceAA="0" compatLnSpc="1">
+                        <a:prstTxWarp prst="textNoShape">
+                          <a:avLst/>
+                        </a:prstTxWarp>
+                        <a:noAutofit/>
+                      </wps:bodyPr>
+                    </wps:wsp>
+                  </a:graphicData>
+                </a:graphic>
+                <wp14:sizeRelH relativeFrom="margin">
+                  <wp14:pctWidth>0</wp14:pctWidth>
+                </wp14:sizeRelH>
+              </wp:anchor>
+            </w:drawing>
+          </mc:Choice>
+          <mc:Fallback>
+            <w:pict>
+              <v:rect w14:anchorId="73305413" id="Retângulo 2" o:spid="_x0000_s1026" style="position:absolute;margin-left:64.4pt;margin-top:21.9pt;width:388.55pt;height:24.4pt;z-index:251664384;visibility:visible;mso-wrap-style:square;mso-width-percent:0;mso-wrap-distance-left:9pt;mso-wrap-distance-top:0;mso-wrap-distance-right:9pt;mso-wrap-distance-bottom:0;mso-position-horizontal:absolute;mso-position-horizontal-relative:text;mso-position-vertical:absolute;mso-position-vertical-relative:text;mso-width-percent:0;mso-width-relative:margin;v-text-anchor:middle" o:gfxdata="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" fillcolor="#e00" strokecolor="#e00" strokeweight="3pt">
+                <v:fill opacity="0"/>
+                <v:stroke dashstyle="dash"/>
+              </v:rect>
+            </w:pict>
+          </mc:Fallback>
+        </mc:AlternateContent>
+      </w:r>
+    </w:p>
+    <w:p>
+      <w:pPr>
+        <w:spacing w:line="240" w:lineRule="auto"/>
+        <w:jc w:val="center"/>
+        <w:rPr>
+          <w:rFonts w:ascii="Calibri" w:hAnsi="Calibri" w:cs="Calibri"/>
+        </w:rPr>
+      </w:pPr>
+      <w:r>
+        <w:rPr>
+          <w:rFonts w:ascii="Calibri" w:hAnsi="Calibri" w:cs="Calibri"/>
+        </w:rPr>
+        <w:drawing>
+          <wp:inline distT="0" distB="0" distL="0" distR="0" wp14:anchorId="7E7D5155" wp14:editId="54A1F239">
+            <wp:extent cx="4982355" cy="1197746"/>
+            <wp:effectExtent l="0" t="0" r="8890" b="2540"/>
+            <wp:docPr id="1065137839" name="Imagem 1"/>
+            <wp:cNvGraphicFramePr>
+              <a:graphicFrameLocks xmlns:a="http://schemas.openxmlformats.org/drawingml/2006/main" noChangeAspect="1"/>
+            </wp:cNvGraphicFramePr>
+            <a:graphic xmlns:a="http://schemas.openxmlformats.org/drawingml/2006/main">
+              <a:graphicData uri="http://schemas.openxmlformats.org/drawingml/2006/picture">
+                <pic:pic xmlns:pic="http://schemas.openxmlformats.org/drawingml/2006/picture">
+                  <pic:nvPicPr>
+                    <pic:cNvPr id="1065137839" name=""/>
+                    <pic:cNvPicPr/>
+                  </pic:nvPicPr>
+                  <pic:blipFill>
+                    <a:blip r:embed="rId6"/>
+                    <a:stretch>
+                      <a:fillRect/>
+                    </a:stretch>
+                  </pic:blipFill>
+                  <pic:spPr>
+                    <a:xfrm>
+                      <a:off x="0" y="0"/>
+                      <a:ext cx="5017601" cy="1206219"/>
+                    </a:xfrm>
+                    <a:prstGeom prst="rect">
+                      <a:avLst/>
+                    </a:prstGeom>
+                  </pic:spPr>
+                </pic:pic>
+              </a:graphicData>
+            </a:graphic>
+          </wp:inline>
+        </w:drawing>
       </w:r>
     </w:p>
     <w:p>
@@ -374,69 +841,7 @@
         <w:rPr>
           <w:rFonts w:ascii="Calibri" w:hAnsi="Calibri" w:cs="Calibri"/>
         </w:rPr>
-        <w:t xml:space="preserve"> A página utiliza corretamente </w:t>
-      </w:r>
-      <w:proofErr w:type="spellStart"/>
-      <w:r>
-        <w:rPr>
-          <w:rFonts w:ascii="Calibri" w:hAnsi="Calibri" w:cs="Calibri"/>
-        </w:rPr>
-        <w:t>tags</w:t>
-      </w:r>
-      <w:proofErr w:type="spellEnd"/>
-      <w:r>
-        <w:rPr>
-          <w:rFonts w:ascii="Calibri" w:hAnsi="Calibri" w:cs="Calibri"/>
-        </w:rPr>
-        <w:t xml:space="preserve"> </w:t>
-      </w:r>
-      <w:r>
-        <w:rPr>
-          <w:rFonts w:ascii="Calibri" w:hAnsi="Calibri" w:cs="Calibri"/>
-        </w:rPr>
-        <w:t>importantes para SEO, como &lt;</w:t>
-      </w:r>
-      <w:proofErr w:type="spellStart"/>
-      <w:r>
-        <w:rPr>
-          <w:rFonts w:ascii="Calibri" w:hAnsi="Calibri" w:cs="Calibri"/>
-        </w:rPr>
-        <w:t>title</w:t>
-      </w:r>
-      <w:proofErr w:type="spellEnd"/>
-      <w:r>
-        <w:rPr>
-          <w:rFonts w:ascii="Calibri" w:hAnsi="Calibri" w:cs="Calibri"/>
-        </w:rPr>
-        <w:t xml:space="preserve">&gt;, &lt;meta </w:t>
-      </w:r>
-      <w:proofErr w:type="spellStart"/>
-      <w:r>
-        <w:rPr>
-          <w:rFonts w:ascii="Calibri" w:hAnsi="Calibri" w:cs="Calibri"/>
-        </w:rPr>
-        <w:t>name</w:t>
-      </w:r>
-      <w:proofErr w:type="spellEnd"/>
-      <w:r>
-        <w:rPr>
-          <w:rFonts w:ascii="Calibri" w:hAnsi="Calibri" w:cs="Calibri"/>
-        </w:rPr>
-        <w:t>="</w:t>
-      </w:r>
-      <w:proofErr w:type="spellStart"/>
-      <w:r>
-        <w:rPr>
-          <w:rFonts w:ascii="Calibri" w:hAnsi="Calibri" w:cs="Calibri"/>
-        </w:rPr>
-        <w:t>description</w:t>
-      </w:r>
-      <w:proofErr w:type="spellEnd"/>
-      <w:r>
-        <w:rPr>
-          <w:rFonts w:ascii="Calibri" w:hAnsi="Calibri" w:cs="Calibri"/>
-        </w:rPr>
-        <w:t>"&gt;, e cabeçalhos &lt;h1&gt; e &lt;h2&gt;?</w:t>
+        <w:t xml:space="preserve"> A página utiliza corretamente tags importantes para SEO, como &lt;title&gt;, &lt;meta name="description"&gt;, e cabeçalhos &lt;h1&gt; e &lt;h2&gt;?</w:t>
       </w:r>
     </w:p>
     <w:p>
@@ -494,33 +899,7 @@
         <w:rPr>
           <w:rFonts w:ascii="Calibri" w:hAnsi="Calibri" w:cs="Calibri"/>
         </w:rPr>
-        <w:t xml:space="preserve"> O conteúdo está organizado? As imagens e vídeos estão</w:t>
-      </w:r>
-      <w:r>
-        <w:rPr>
-          <w:rFonts w:ascii="Calibri" w:hAnsi="Calibri" w:cs="Calibri"/>
-        </w:rPr>
-        <w:t xml:space="preserve"> </w:t>
-      </w:r>
-      <w:r>
-        <w:rPr>
-          <w:rFonts w:ascii="Calibri" w:hAnsi="Calibri" w:cs="Calibri"/>
-        </w:rPr>
-        <w:t>adequadamente inseridos com textos alternativos (</w:t>
-      </w:r>
-      <w:proofErr w:type="spellStart"/>
-      <w:r>
-        <w:rPr>
-          <w:rFonts w:ascii="Calibri" w:hAnsi="Calibri" w:cs="Calibri"/>
-        </w:rPr>
-        <w:t>alt</w:t>
-      </w:r>
-      <w:proofErr w:type="spellEnd"/>
-      <w:r>
-        <w:rPr>
-          <w:rFonts w:ascii="Calibri" w:hAnsi="Calibri" w:cs="Calibri"/>
-        </w:rPr>
-        <w:t>) e legendas quando necessário?</w:t>
+        <w:t xml:space="preserve"> O conteúdo está organizado? As imagens e vídeos estão adequadamente inseridos com textos alternativos (alt) e legendas quando necessário?</w:t>
       </w:r>
     </w:p>
     <w:p>
@@ -549,19 +928,7 @@
         <w:rPr>
           <w:rFonts w:ascii="Calibri" w:hAnsi="Calibri" w:cs="Calibri"/>
         </w:rPr>
-        <w:t xml:space="preserve"> A página oferece uma boa experiência do usuário? Existem</w:t>
-      </w:r>
-      <w:r>
-        <w:rPr>
-          <w:rFonts w:ascii="Calibri" w:hAnsi="Calibri" w:cs="Calibri"/>
-        </w:rPr>
-        <w:t xml:space="preserve"> </w:t>
-      </w:r>
-      <w:r>
-        <w:rPr>
-          <w:rFonts w:ascii="Calibri" w:hAnsi="Calibri" w:cs="Calibri"/>
-        </w:rPr>
-        <w:t>elementos como pop-ups ou excesso de propagandas?</w:t>
+        <w:t xml:space="preserve"> A página oferece uma boa experiência do usuário? Existem elementos como pop-ups ou excesso de propagandas?</w:t>
       </w:r>
     </w:p>
     <w:p>
@@ -590,19 +957,7 @@
         <w:rPr>
           <w:rFonts w:ascii="Calibri" w:hAnsi="Calibri" w:cs="Calibri"/>
         </w:rPr>
-        <w:t xml:space="preserve"> Em uma escala de 0 a 10, sendo 0 (zero) péssimo e 10 (excelente), qual nota</w:t>
-      </w:r>
-      <w:r>
-        <w:rPr>
-          <w:rFonts w:ascii="Calibri" w:hAnsi="Calibri" w:cs="Calibri"/>
-        </w:rPr>
-        <w:t xml:space="preserve"> </w:t>
-      </w:r>
-      <w:r>
-        <w:rPr>
-          <w:rFonts w:ascii="Calibri" w:hAnsi="Calibri" w:cs="Calibri"/>
-        </w:rPr>
-        <w:t>você daria para esse site?</w:t>
+        <w:t xml:space="preserve"> Em uma escala de 0 a 10, sendo 0 (zero) péssimo e 10 (excelente), qual nota você daria para esse site?</w:t>
       </w:r>
     </w:p>
     <w:p>
@@ -619,7 +974,91 @@
           <w:b/>
           <w:bCs/>
         </w:rPr>
-        <w:t xml:space="preserve">Entrega: A avaliação da página web deverá ser feita no fórum do moodle. </w:t>
+        <w:br w:type="page"/>
+      </w:r>
+    </w:p>
+    <w:p>
+      <w:pPr>
+        <w:rPr>
+          <w:rFonts w:ascii="Calibri" w:hAnsi="Calibri" w:cs="Calibri"/>
+          <w:b/>
+          <w:bCs/>
+        </w:rPr>
+      </w:pPr>
+      <w:r>
+        <w:rPr>
+          <w:rFonts w:ascii="Calibri" w:hAnsi="Calibri" w:cs="Calibri"/>
+          <w:b/>
+          <w:bCs/>
+        </w:rPr>
+        <w:lastRenderedPageBreak/>
+        <w:t xml:space="preserve">Entrega: A avaliação da página web deverá ser feita no fórum </w:t>
+      </w:r>
+      <w:r>
+        <w:rPr>
+          <w:rFonts w:ascii="Calibri" w:hAnsi="Calibri" w:cs="Calibri"/>
+          <w:b/>
+          <w:bCs/>
+        </w:rPr>
+        <w:t>n</w:t>
+      </w:r>
+      <w:r>
+        <w:rPr>
+          <w:rFonts w:ascii="Calibri" w:hAnsi="Calibri" w:cs="Calibri"/>
+          <w:b/>
+          <w:bCs/>
+        </w:rPr>
+        <w:t xml:space="preserve">o </w:t>
+      </w:r>
+      <w:r>
+        <w:rPr>
+          <w:rFonts w:ascii="Calibri" w:hAnsi="Calibri" w:cs="Calibri"/>
+          <w:b/>
+          <w:bCs/>
+        </w:rPr>
+        <w:t>M</w:t>
+      </w:r>
+      <w:r>
+        <w:rPr>
+          <w:rFonts w:ascii="Calibri" w:hAnsi="Calibri" w:cs="Calibri"/>
+          <w:b/>
+          <w:bCs/>
+        </w:rPr>
+        <w:t>oodle</w:t>
+      </w:r>
+      <w:r>
+        <w:rPr>
+          <w:rFonts w:ascii="Calibri" w:hAnsi="Calibri" w:cs="Calibri"/>
+          <w:b/>
+          <w:bCs/>
+        </w:rPr>
+        <w:t xml:space="preserve"> (</w:t>
+      </w:r>
+      <w:r>
+        <w:rPr>
+          <w:rFonts w:ascii="Calibri" w:hAnsi="Calibri" w:cs="Calibri"/>
+          <w:b/>
+          <w:bCs/>
+          <w:i/>
+          <w:iCs/>
+        </w:rPr>
+        <w:t>Fórum - Avaliação de Páginas Web</w:t>
+      </w:r>
+      <w:r>
+        <w:rPr>
+          <w:rFonts w:ascii="Calibri" w:hAnsi="Calibri" w:cs="Calibri"/>
+          <w:b/>
+          <w:bCs/>
+        </w:rPr>
+        <w:t>)</w:t>
+      </w:r>
+      <w:r>
+        <w:rPr>
+          <w:rFonts w:ascii="Calibri" w:hAnsi="Calibri" w:cs="Calibri"/>
+          <w:b/>
+          <w:bCs/>
+        </w:rPr>
+        <w:t xml:space="preserve">. </w:t>
       </w:r>
     </w:p>
     <w:p>
@@ -652,25 +1091,7 @@
         <w:rPr>
           <w:rFonts w:ascii="Calibri" w:hAnsi="Calibri" w:cs="Calibri"/>
         </w:rPr>
-        <w:t>Título do fórum: indicando o</w:t>
-      </w:r>
-      <w:r>
-        <w:rPr>
-          <w:rFonts w:ascii="Calibri" w:hAnsi="Calibri" w:cs="Calibri"/>
-        </w:rPr>
-        <w:t xml:space="preserve"> &lt;nome do site&gt;</w:t>
-      </w:r>
-      <w:r>
-        <w:rPr>
-          <w:rFonts w:ascii="Calibri" w:hAnsi="Calibri" w:cs="Calibri"/>
-        </w:rPr>
-        <w:t xml:space="preserve"> e o </w:t>
-      </w:r>
-      <w:r>
-        <w:rPr>
-          <w:rFonts w:ascii="Calibri" w:hAnsi="Calibri" w:cs="Calibri"/>
-        </w:rPr>
-        <w:t>&lt;nome do/da estudante&gt;</w:t>
+        <w:t>Título do fórum: indicando o &lt;nome do site&gt; e o &lt;nome do/da estudante&gt;</w:t>
       </w:r>
     </w:p>
     <w:p>
@@ -1071,7 +1492,7 @@
         <w:ind w:left="720" w:hanging="360"/>
       </w:pPr>
     </w:lvl>
-    <w:lvl w:ilvl="1" w:tplc="04160019" w:tentative="1">
+    <w:lvl w:ilvl="1" w:tplc="04160019">
       <w:start w:val="1"/>
       <w:numFmt w:val="lowerLetter"/>
       <w:lvlText w:val="%2."/>
@@ -1756,6 +2177,7 @@
   <w:style w:type="character" w:default="1" w:styleId="Fontepargpadro">
     <w:name w:val="Default Paragraph Font"/>
     <w:uiPriority w:val="1"/>
+    <w:semiHidden/>
     <w:unhideWhenUsed/>
   </w:style>
   <w:style w:type="table" w:default="1" w:styleId="Tabelanormal">
